--- a/resources/essenceOfStoneRU.docx
+++ b/resources/essenceOfStoneRU.docx
@@ -24462,7 +24462,13 @@
     </w:p>
     <w:p>
       <w:r>
-        <w:t xml:space="preserve">— Если честно — не очень, — ответил он, по привычке разваливаясь в кресле и с явным удовольствием делая первый глоток кофе. — Я не о самом пикинге — он-то как раз прошёл спокойно, без происшествий. Я о том, что вообще там происходит. Мы были в седьмом Варианте. У них большинство ключевых технологий завязано на атомную энергию. Соответственно, между государствами — а точнее, целыми блоками — идёт жёсткая борьба за ядерное топливо. И доходит она уже до такой стадии, </w:t>
+        <w:t xml:space="preserve">— Если честно — не очень, — ответил он, по привычке разваливаясь в кресле и с явным удовольствием делая первый глоток кофе. — Я не о самом пикинге — он-то как раз прошёл спокойно, без происшествий. Я о том, что вообще там происходит. Мы были в седьмом Варианте. </w:t>
+      </w:r>
+      <w:r>
+        <w:t>Как ты уже знаешь, у</w:t>
+      </w:r>
+      <w:r>
+        <w:t xml:space="preserve"> них большинство ключевых технологий завязано на атомную энергию. Соответственно, между государствами — а точнее, целыми блоками — идёт жёсткая борьба за ядерное топливо. И доходит она уже до такой стадии, </w:t>
       </w:r>
       <w:r>
         <w:t xml:space="preserve">что как был у них там не реализовался сценарий глобальной катастрофы — как когда-то в четвёртом Варианте. </w:t>
